--- a/assets/cases/Ridgeway_Industrial_Energy_Dilemma_Case.docx
+++ b/assets/cases/Ridgeway_Industrial_Energy_Dilemma_Case.docx
@@ -15,10 +15,7 @@
         <w:pStyle w:val="CaseSubtitle"/>
       </w:pPr>
       <w:r>
-        <w:t xml:space="preserve">The </w:t>
-      </w:r>
-      <w:r>
-        <w:t>Energy Crossroads</w:t>
+        <w:t>The Energy Crossroads</w:t>
       </w:r>
     </w:p>
     <w:p>
@@ -26,10 +23,7 @@
         <w:pStyle w:val="CaseDeck"/>
       </w:pPr>
       <w:r>
-        <w:t xml:space="preserve">A </w:t>
-      </w:r>
-      <w:r>
-        <w:t>manufacturing-network decision under rising electricity costs</w:t>
+        <w:t>A manufacturing-network decision under rising electricity costs</w:t>
       </w:r>
     </w:p>
     <w:p>
@@ -43,7 +37,10 @@
         <w:pStyle w:val="BodyText"/>
       </w:pPr>
       <w:r>
-        <w:t>At 6:20 a.m. on a cold Monday in February, Elena Marquez, chief operating officer of Ridgeway Industrial Systems, opened an email from the company's electric utility. The utility was requesting permission to conduct an engineering study of Ridgeway's service connection. The region had received applications for several large data centers, and the utility expected substantial new investment in substations, transmission equipment, and generation capacity. Some of those costs, the letter warned, could eventually be reflected in industrial tariffs.</w:t>
+        <w:t>At 6:20 a.m. on a cold Monday in February, Elena Marquez, chief operating officer of Ridgeway Industrial Systems, opened an email from the company's electric utility. The utility was requesting permission to conduct an engineering study of Ridgeway's service connection. The region had received applications for several large data centers, and the utility expected substantial new investment in substations, transmission equipment, and generation capacity. Some of those costs, the letter warned, could eventuall</w:t>
+      </w:r>
+      <w:r>
+        <w:t>y be reflected in industrial tariffs.</w:t>
       </w:r>
     </w:p>
     <w:p>
@@ -51,7 +48,10 @@
         <w:pStyle w:val="BodyText"/>
       </w:pPr>
       <w:r>
-        <w:t>The message arrived three days before Ridgeway's board strategy meeting. The company's main plant in Hamilton County had already seen its annual electricity bill rise from $8.6 million to $13.9 million in four years. Its finance team projected that the bill could exceed $19 million by 2030 if the utility's preliminary rate path was approved. Electricity had once represented less than 3% of manufacturing cost. It was now approaching 6%, with the greatest exposure concentrated in two energy-intensive product lines.</w:t>
+        <w:t xml:space="preserve">The message arrived three days before Ridgeway's board strategy meeting. The company's main plant in Hamilton County had already seen its annual electricity bill rise from $8.6 million to $13.9 million in four years. Its finance team projected that the bill could exceed $19 million by 2030 if the utility's preliminary rate path was approved. Electricity had once represented less than 3% of manufacturing cost. It was now approaching 6%, with the greatest exposure concentrated in two energy-intensive product </w:t>
+      </w:r>
+      <w:r>
+        <w:t>lines.</w:t>
       </w:r>
     </w:p>
     <w:p>
@@ -83,7 +83,10 @@
         <w:pStyle w:val="BodyText"/>
       </w:pPr>
       <w:r>
-        <w:t>The board was not being asked to approve a new plant immediately. It was being asked to decide how aggressively Ridgeway should investigate the alternatives, which projects should proceed to pilots or detailed engineering, and whether the company should begin securing land and utility capacity elsewhere before competitors did so. The distinction mattered. A cautious study could preserve cash but allow attractive sites, interconnection positions, or incentives to disappear. An aggressive program could consume millions of dollars before management understood whether the current rate increase was temporary, structural, or partly self-inflicted.</w:t>
+        <w:t>The board was not being asked to approve a new plant immediately. It was being asked to decide how aggressively Ridgeway should investigate the alternatives, which projects should proceed to pilots or detailed engineering, and whether the company should begin securing land and utility capacity elsewhere before competitors did so. The distinction mattered. A cautious study could preserve cash but allow attractive sites, interconnection positions, or incentives to disappear. An aggressive program could consum</w:t>
+      </w:r>
+      <w:r>
+        <w:t>e millions of dollars before management understood whether the current rate increase was temporary, structural, or partly self-inflicted.</w:t>
       </w:r>
     </w:p>
     <w:p/>
@@ -802,7 +805,10 @@
         <w:pStyle w:val="BodyText"/>
       </w:pPr>
       <w:r>
-        <w:t>The plant's energy manager, Priya Shah, argued that the company had not yet separated the external rate problem from its own load-management problem. She estimated that better sequencing of startups, repaired compressed-air leaks, revised oven scheduling, and automatic shutdown of idle equipment could reduce annual electricity cost by $1.4 million to $2.1 million. Operations managers were skeptical. They feared that aggressive peak management would increase work-in-process inventory, overtime, or missed deliveries.</w:t>
+        <w:t>The plant's energy manager, Priya Shah, argued that the company had not yet separated the external rate problem from its own load-management problem. She estimated that better sequencing of startups, repaired compressed-air leaks, revised oven scheduling, and automatic shutdown of idle equipment could reduce annual electricity cost by $1.4 million to $2.1 million. Operations managers were skeptical. They feared that aggressive peak management would increase work-in-process inventory, overtime, or missed del</w:t>
+      </w:r>
+      <w:r>
+        <w:t>iveries.</w:t>
       </w:r>
     </w:p>
     <w:p>
@@ -2379,7 +2385,10 @@
         <w:pStyle w:val="BodyText"/>
       </w:pPr>
       <w:r>
-        <w:t>The executive team did not agree on the objective. Brooks framed the problem as minimizing the present value of energy and transition costs. Shah emphasized peak-demand reduction and resilience. The head of manufacturing wanted to protect throughput, quality, and customer service. The sustainability director argued that capital decisions should be consistent with likely customer emissions requirements. The strategy director viewed the electricity issue as one element of a broader question: whether Hamilton remained the right location for Ridgeway's next generation of production technology.</w:t>
+        <w:t xml:space="preserve">The executive team did not agree on the objective. Brooks framed the problem as minimizing the present value of energy and transition costs. Shah emphasized peak-demand reduction and resilience. The head of manufacturing wanted to protect throughput, quality, and customer service. The sustainability director argued that capital decisions should be consistent with likely customer emissions requirements. The strategy director viewed the electricity issue as one element of a broader question: whether Hamilton </w:t>
+      </w:r>
+      <w:r>
+        <w:t>remained the right location for Ridgeway's next generation of production technology.</w:t>
       </w:r>
     </w:p>
     <w:p>
@@ -2472,7 +2481,10 @@
         <w:pStyle w:val="BodyText"/>
       </w:pPr>
       <w:r>
-        <w:t>The project team developed three electricity-rate scenarios but could not agree on probabilities. The utility's high case assumed rapid data-center growth and substantial transmission investment. Its low case assumed that large new users would fund more of the required infrastructure and that several proposed projects would be delayed or canceled. Ridgeway's consultants added a fourth possibility: regional regulators could introduce a special tariff for very large new loads, reducing cost pressure on existing customers.</w:t>
+        <w:t>The project team developed three electricity-rate scenarios but could not agree on probabilities. The utility's high case assumed rapid data-center growth and substantial transmission investment. Its low case assumed that large new users would fund more of the required infrastructure and that several proposed projects would be delayed or canceled. Ridgeway's consultants added a fourth possibility: regional regulators could introduce a special tariff for very large new loads, reducing cost pressure on existi</w:t>
+      </w:r>
+      <w:r>
+        <w:t>ng customers.</w:t>
       </w:r>
     </w:p>
     <w:p>
@@ -3518,7 +3530,6 @@
         <w:pStyle w:val="BodyText"/>
       </w:pPr>
       <w:r>
-        <w:lastRenderedPageBreak/>
         <w:t>Yet even learning had a cost. A comprehensive engineering and location program was estimated at $6.8 million over 18 months. The solar developer required a deposit to hold pricing. The most attractive relocation site would remain available for only six months. The utility's interconnection queue was growing. Waiting for certainty could itself narrow Ridgeway's choices.</w:t>
       </w:r>
     </w:p>
@@ -3764,6 +3775,7 @@
           </w:tcPr>
           <w:p>
             <w:r>
+              <w:lastRenderedPageBreak/>
               <w:t>Production-scheduling pilot</w:t>
             </w:r>
           </w:p>
@@ -4318,11 +4330,7 @@
         <w:pStyle w:val="BodyText"/>
       </w:pPr>
       <w:r>
-        <w:t xml:space="preserve">Several board members disliked the apparent complexity. One argued that Ridgeway should move quickly into a lower-cost state. Another believed that manufacturing companies routinely overestimated relocation </w:t>
-      </w:r>
-      <w:r>
-        <w:lastRenderedPageBreak/>
-        <w:t>savings and underestimated disruption. A third asked why Ridgeway should own solar assets when a developer could finance them. The chair wanted a recommendation that was understandable, measurable, and linked to explicit future triggers.</w:t>
+        <w:t>Several board members disliked the apparent complexity. One argued that Ridgeway should move quickly into a lower-cost state. Another believed that manufacturing companies routinely overestimated relocation savings and underestimated disruption. A third asked why Ridgeway should own solar assets when a developer could finance them. The chair wanted a recommendation that was understandable, measurable, and linked to explicit future triggers.</w:t>
       </w:r>
     </w:p>
     <w:p>
@@ -4338,7 +4346,10 @@
         <w:pStyle w:val="BodyText"/>
       </w:pPr>
       <w:r>
-        <w:t>On Wednesday evening, Marquez reviewed the latest presentation. It contained more than 70 slides and no single ranking of the alternatives. The finance model favored efficiency followed by a partial gas conversion under its base assumptions. The resilience analysis favored solar plus storage. The sustainability analysis favored efficiency, renewable procurement, and selective electrification. The network model favored retaining Hamilton unless the high-rate scenario persisted for at least seven years. The real-estate adviser warned that the Riverbend option might not be available after the next board meeting.</w:t>
+        <w:t>On Wednesday evening, Marquez reviewed the latest presentation. It contained more than 70 slides and no single ranking of the alternatives. The finance model favored efficiency followed by a partial gas conversion under its base assumptions. The resilience analysis favored solar plus storage. The sustainability analysis favored efficiency, renewable procurement, and selective electrification. The network model favored retaining Hamilton unless the high-rate scenario persisted for at least seven years. The r</w:t>
+      </w:r>
+      <w:r>
+        <w:t>eal-estate adviser warned that the Riverbend option might not be available after the next board meeting.</w:t>
       </w:r>
     </w:p>
     <w:p>
@@ -4354,6 +4365,7 @@
         <w:pStyle w:val="BodyText"/>
       </w:pPr>
       <w:r>
+        <w:lastRenderedPageBreak/>
         <w:t>At 10:14 p.m., the chief executive sent one final message: 'Tomorrow, I need you to tell us what we should investigate, what we should do immediately, and what conditions would cause us to change course.'</w:t>
       </w:r>
     </w:p>
@@ -4363,7 +4375,135 @@
         <w:pStyle w:val="Heading1"/>
       </w:pPr>
       <w:r>
-        <w:t>Framing questions</w:t>
+        <w:t>Discussion questions</w:t>
+      </w:r>
+    </w:p>
+    <w:p>
+      <w:pPr>
+        <w:pStyle w:val="BodyText"/>
+        <w:numPr>
+          <w:ilvl w:val="0"/>
+          <w:numId w:val="13"/>
+        </w:numPr>
+      </w:pPr>
+      <w:r>
+        <w:t>How should Ridgeway define the decision problem? Is it primarily an energy-procurement problem, a process-design problem, a resilience problem, or a manufacturing-network problem?</w:t>
+      </w:r>
+    </w:p>
+    <w:p>
+      <w:pPr>
+        <w:pStyle w:val="BodyText"/>
+        <w:numPr>
+          <w:ilvl w:val="0"/>
+          <w:numId w:val="13"/>
+        </w:numPr>
+      </w:pPr>
+      <w:r>
+        <w:t>Which performance measures should management use? Which measures are objectives, constraints, or diagnostic indicators?</w:t>
+      </w:r>
+    </w:p>
+    <w:p>
+      <w:pPr>
+        <w:pStyle w:val="BodyText"/>
+        <w:numPr>
+          <w:ilvl w:val="0"/>
+          <w:numId w:val="13"/>
+        </w:numPr>
+      </w:pPr>
+      <w:r>
+        <w:t>What additional data should Ridgeway collect before comparing the alternatives? Which missing information is most likely to change the decision?</w:t>
+      </w:r>
+    </w:p>
+    <w:p>
+      <w:pPr>
+        <w:pStyle w:val="BodyText"/>
+        <w:numPr>
+          <w:ilvl w:val="0"/>
+          <w:numId w:val="13"/>
+        </w:numPr>
+      </w:pPr>
+      <w:r>
+        <w:t>How should the company distinguish externally driven rate increases from costs caused by its own operating practices?</w:t>
+      </w:r>
+    </w:p>
+    <w:p>
+      <w:pPr>
+        <w:pStyle w:val="BodyText"/>
+        <w:numPr>
+          <w:ilvl w:val="0"/>
+          <w:numId w:val="13"/>
+        </w:numPr>
+      </w:pPr>
+      <w:r>
+        <w:t>Should solar, battery storage, natural-gas conversion, and relocation be evaluated as mutually exclusive alternatives or as elements of portfolios and staged strategies?</w:t>
+      </w:r>
+    </w:p>
+    <w:p>
+      <w:pPr>
+        <w:pStyle w:val="BodyText"/>
+        <w:numPr>
+          <w:ilvl w:val="0"/>
+          <w:numId w:val="13"/>
+        </w:numPr>
+      </w:pPr>
+      <w:r>
+        <w:t>Which proposed investigations or pilots have the greatest value of information? Which appear too expensive or too slow relative to what they might teach?</w:t>
+      </w:r>
+    </w:p>
+    <w:p>
+      <w:pPr>
+        <w:pStyle w:val="BodyText"/>
+        <w:numPr>
+          <w:ilvl w:val="0"/>
+          <w:numId w:val="13"/>
+        </w:numPr>
+      </w:pPr>
+      <w:r>
+        <w:t>What assumptions would make relocation attractive? What assumptions would make relocation clearly inferior?</w:t>
+      </w:r>
+    </w:p>
+    <w:p>
+      <w:pPr>
+        <w:pStyle w:val="BodyText"/>
+        <w:numPr>
+          <w:ilvl w:val="0"/>
+          <w:numId w:val="13"/>
+        </w:numPr>
+      </w:pPr>
+      <w:r>
+        <w:t>How should Ridgeway value reliability, reversibility, emissions exposure, workforce disruption, and community effects alongside financial returns?</w:t>
+      </w:r>
+    </w:p>
+    <w:p>
+      <w:pPr>
+        <w:pStyle w:val="BodyText"/>
+        <w:numPr>
+          <w:ilvl w:val="0"/>
+          <w:numId w:val="13"/>
+        </w:numPr>
+      </w:pPr>
+      <w:r>
+        <w:t>What actions should Ridgeway take immediately, even before uncertainty is resolved? Which commitments should it postpone?</w:t>
+      </w:r>
+    </w:p>
+    <w:p>
+      <w:pPr>
+        <w:pStyle w:val="BodyText"/>
+        <w:numPr>
+          <w:ilvl w:val="0"/>
+          <w:numId w:val="13"/>
+        </w:numPr>
+      </w:pPr>
+      <w:r>
+        <w:t>Design a set of decision gates and trigger conditions for the next three years. What observations would cause Ridgeway to expand, stop, or redirect each initiative?</w:t>
+      </w:r>
+    </w:p>
+    <w:p>
+      <w:pPr>
+        <w:pStyle w:val="Heading1"/>
+      </w:pPr>
+      <w:r>
+        <w:t>Decision Framing Questions</w:t>
       </w:r>
     </w:p>
     <w:p>
@@ -4550,136 +4690,8 @@
         <w:spacing w:after="80" w:line="247" w:lineRule="auto"/>
       </w:pPr>
       <w:r>
+        <w:lastRenderedPageBreak/>
         <w:t>Using the same decision you identified in (6), identify the people, departments, groups or organizations that you would need to work with to implement the decision?</w:t>
-      </w:r>
-    </w:p>
-    <w:p>
-      <w:pPr>
-        <w:pStyle w:val="Heading1"/>
-      </w:pPr>
-      <w:r>
-        <w:t>Discussion questions</w:t>
-      </w:r>
-    </w:p>
-    <w:p>
-      <w:pPr>
-        <w:pStyle w:val="BodyText"/>
-        <w:numPr>
-          <w:ilvl w:val="0"/>
-          <w:numId w:val="13"/>
-        </w:numPr>
-      </w:pPr>
-      <w:r>
-        <w:t>How should Ridgeway define the decision problem? Is it primarily an energy-procurement problem, a process-design problem, a resilience problem, or a manufacturing-network problem?</w:t>
-      </w:r>
-    </w:p>
-    <w:p>
-      <w:pPr>
-        <w:pStyle w:val="BodyText"/>
-        <w:numPr>
-          <w:ilvl w:val="0"/>
-          <w:numId w:val="13"/>
-        </w:numPr>
-      </w:pPr>
-      <w:r>
-        <w:t>Which performance measures should management use? Which measures are objectives, constraints, or diagnostic indicators?</w:t>
-      </w:r>
-    </w:p>
-    <w:p>
-      <w:pPr>
-        <w:pStyle w:val="BodyText"/>
-        <w:numPr>
-          <w:ilvl w:val="0"/>
-          <w:numId w:val="13"/>
-        </w:numPr>
-      </w:pPr>
-      <w:r>
-        <w:t>What additional data should Ridgeway collect before comparing the alternatives? Which missing information is most likely to change the decision?</w:t>
-      </w:r>
-    </w:p>
-    <w:p>
-      <w:pPr>
-        <w:pStyle w:val="BodyText"/>
-        <w:numPr>
-          <w:ilvl w:val="0"/>
-          <w:numId w:val="13"/>
-        </w:numPr>
-      </w:pPr>
-      <w:r>
-        <w:lastRenderedPageBreak/>
-        <w:t>How should the company distinguish externally driven rate increases from costs caused by its own operating practices?</w:t>
-      </w:r>
-    </w:p>
-    <w:p>
-      <w:pPr>
-        <w:pStyle w:val="BodyText"/>
-        <w:numPr>
-          <w:ilvl w:val="0"/>
-          <w:numId w:val="13"/>
-        </w:numPr>
-      </w:pPr>
-      <w:r>
-        <w:t>Should solar, battery storage, natural-gas conversion, and relocation be evaluated as mutually exclusive alternatives or as elements of portfolios and staged strategies?</w:t>
-      </w:r>
-    </w:p>
-    <w:p>
-      <w:pPr>
-        <w:pStyle w:val="BodyText"/>
-        <w:numPr>
-          <w:ilvl w:val="0"/>
-          <w:numId w:val="13"/>
-        </w:numPr>
-      </w:pPr>
-      <w:r>
-        <w:t>Which proposed investigations or pilots have the greatest value of information? Which appear too expensive or too slow relative to what they might teach?</w:t>
-      </w:r>
-    </w:p>
-    <w:p>
-      <w:pPr>
-        <w:pStyle w:val="BodyText"/>
-        <w:numPr>
-          <w:ilvl w:val="0"/>
-          <w:numId w:val="13"/>
-        </w:numPr>
-      </w:pPr>
-      <w:r>
-        <w:t>What assumptions would make relocation attractive? What assumptions would make relocation clearly inferior?</w:t>
-      </w:r>
-    </w:p>
-    <w:p>
-      <w:pPr>
-        <w:pStyle w:val="BodyText"/>
-        <w:numPr>
-          <w:ilvl w:val="0"/>
-          <w:numId w:val="13"/>
-        </w:numPr>
-      </w:pPr>
-      <w:r>
-        <w:t>How should Ridgeway value reliability, reversibility, emissions exposure, workforce disruption, and community effects alongside financial returns?</w:t>
-      </w:r>
-    </w:p>
-    <w:p>
-      <w:pPr>
-        <w:pStyle w:val="BodyText"/>
-        <w:numPr>
-          <w:ilvl w:val="0"/>
-          <w:numId w:val="13"/>
-        </w:numPr>
-      </w:pPr>
-      <w:r>
-        <w:t>What actions should Ridgeway take immediately, even before uncertainty is resolved? Which commitments should it postpone?</w:t>
-      </w:r>
-    </w:p>
-    <w:p>
-      <w:pPr>
-        <w:pStyle w:val="BodyText"/>
-        <w:numPr>
-          <w:ilvl w:val="0"/>
-          <w:numId w:val="13"/>
-        </w:numPr>
-      </w:pPr>
-      <w:r>
-        <w:t>Design a set of decision gates and trigger conditions for the next three years. What observations would cause Ridgeway to expand, stop, or redirect each initiative?</w:t>
       </w:r>
     </w:p>
     <w:p>

--- a/assets/cases/Ridgeway_Industrial_Energy_Dilemma_Case.docx
+++ b/assets/cases/Ridgeway_Industrial_Energy_Dilemma_Case.docx
@@ -4516,7 +4516,7 @@
         <w:spacing w:after="80" w:line="247" w:lineRule="auto"/>
       </w:pPr>
       <w:r>
-        <w:t>Identify the different metrics that can be used to evaluate every aspect of the performance of the system?  Organize these into a pyramid to indicate the relative importance, following the style given here.</w:t>
+        <w:t xml:space="preserve">Identify and describe the responsibilities of the decision maker. This should set the scope of the problem.</w:t>
       </w:r>
     </w:p>
     <w:p>
@@ -4529,29 +4529,18 @@
         <w:spacing w:after="80" w:line="247" w:lineRule="auto"/>
       </w:pPr>
       <w:r>
-        <w:t xml:space="preserve">What are the types of decisions? Use the </w:t>
+        <w:t xml:space="preserve">Use the </w:t>
       </w:r>
-      <w:hyperlink r:id="rId8" w:anchor="types-of-decision-settings" w:history="1">
+      <w:hyperlink r:id="rId20">
         <w:r>
           <w:rPr>
             <w:rStyle w:val="Hyperlink"/>
           </w:rPr>
-          <w:t>list of decision types here as a guide</w:t>
+          <w:t xml:space="preserve">metrics pyramid tool</w:t>
         </w:r>
       </w:hyperlink>
       <w:r>
-        <w:t xml:space="preserve">, illustrated by the </w:t>
-      </w:r>
-      <w:hyperlink r:id="rId9" w:anchor="from-apps-to-types" w:history="1">
-        <w:r>
-          <w:rPr>
-            <w:rStyle w:val="Hyperlink"/>
-          </w:rPr>
-          <w:t>applications here</w:t>
-        </w:r>
-      </w:hyperlink>
-      <w:r>
-        <w:t xml:space="preserve">.  </w:t>
+        <w:t xml:space="preserve"> to identify and prioritize the different performance metrics. Click on the oval holding the metric to identify whether it is a metric to be maximized (green), minimized (red), a target that is a floor (light green) or a ceiling (light red), or finally a target (purple).</w:t>
       </w:r>
     </w:p>
     <w:p>
@@ -4566,16 +4555,27 @@
       <w:r>
         <w:t xml:space="preserve">Use the </w:t>
       </w:r>
-      <w:hyperlink r:id="rId10" w:history="1">
+      <w:hyperlink r:id="rId21">
         <w:r>
           <w:rPr>
             <w:rStyle w:val="Hyperlink"/>
           </w:rPr>
-          <w:t>interactive framing matrix here</w:t>
+          <w:t xml:space="preserve">decision prioritization tool</w:t>
         </w:r>
       </w:hyperlink>
       <w:r>
-        <w:t xml:space="preserve"> to fill out the performance metrics along the top (from most to least important) followed by the list of decisions (in any order).  Use your judgment to assess whether the impact of each decision on each metric is H (high impact), M (medium), L (low) or N (none).  Finally, use the resulting matrix to rank the decisions in terms of their impact on the most important metrics.</w:t>
+        <w:t xml:space="preserve"> to first list the different types of decisions (use the </w:t>
+      </w:r>
+      <w:hyperlink r:id="rId22">
+        <w:r>
+          <w:rPr>
+            <w:rStyle w:val="Hyperlink"/>
+          </w:rPr>
+          <w:t xml:space="preserve">types of decisions</w:t>
+        </w:r>
+      </w:hyperlink>
+      <w:r>
+        <w:t xml:space="preserve"> as a guide). These will then populate the rows of the matrix to the right, where the columns are the performance metrics sorted left to right by the priority in the pyramid above. Click on each cell to indicate if the impact of the decision on each metric is high (red), medium (orange), low (yellow) or none (white).</w:t>
       </w:r>
     </w:p>
     <w:p>
@@ -4588,18 +4588,7 @@
         <w:spacing w:after="80" w:line="247" w:lineRule="auto"/>
       </w:pPr>
       <w:r>
-        <w:t xml:space="preserve">What are the different sources of uncertainty?  Use the </w:t>
-      </w:r>
-      <w:hyperlink r:id="rId11" w:anchor="categories" w:history="1">
-        <w:r>
-          <w:rPr>
-            <w:rStyle w:val="Hyperlink"/>
-          </w:rPr>
-          <w:t>12 categories of uncertainty here as a guide</w:t>
-        </w:r>
-      </w:hyperlink>
-      <w:r>
-        <w:t>.</w:t>
+        <w:t xml:space="preserve">You can grab the handle (three bars) farthest to the left on each row to move it up or down. Sort the rows so that the decisions with the greatest impact on the most important metrics are toward the top. The cells in the upper left-hand corner should have the greatest concentration of red and orange cells. At this point identify the decisions that should receive the most attention in your study. If you do not have any decisions with a medium or high impact on the most important metrics, revisit your list of decisions.</w:t>
       </w:r>
     </w:p>
     <w:p>
@@ -4612,7 +4601,42 @@
         <w:spacing w:after="80" w:line="247" w:lineRule="auto"/>
       </w:pPr>
       <w:r>
-        <w:t>Repeat the exercise in (3), but this time using uncertainties instead of decisions.</w:t>
+        <w:t xml:space="preserve">Repeat the process to list and prioritize the uncertainties using the </w:t>
+      </w:r>
+      <w:hyperlink r:id="rId23">
+        <w:r>
+          <w:rPr>
+            <w:rStyle w:val="Hyperlink"/>
+          </w:rPr>
+          <w:t xml:space="preserve">uncertainty prioritization tool</w:t>
+        </w:r>
+      </w:hyperlink>
+      <w:r>
+        <w:t xml:space="preserve">. Use the </w:t>
+      </w:r>
+      <w:hyperlink r:id="rId24">
+        <w:r>
+          <w:rPr>
+            <w:rStyle w:val="Hyperlink"/>
+          </w:rPr>
+          <w:t xml:space="preserve">categories of uncertainty</w:t>
+        </w:r>
+      </w:hyperlink>
+      <w:r>
+        <w:t xml:space="preserve"> to help you identify these.</w:t>
+      </w:r>
+    </w:p>
+    <w:p>
+      <w:pPr>
+        <w:pStyle w:val="ListParagraph"/>
+        <w:numPr>
+          <w:ilvl w:val="0"/>
+          <w:numId w:val="11"/>
+        </w:numPr>
+        <w:spacing w:after="80" w:line="247" w:lineRule="auto"/>
+      </w:pPr>
+      <w:r>
+        <w:t xml:space="preserve">It is important to differentiate uncertainties that can be evaluated on average, or as risk events:</w:t>
       </w:r>
     </w:p>
     <w:p>
@@ -4625,7 +4649,7 @@
         <w:spacing w:after="80" w:line="247" w:lineRule="auto"/>
       </w:pPr>
       <w:r>
-        <w:t>Which sources of uncertainty would be captured using average performance over time?</w:t>
+        <w:t xml:space="preserve">Which sources of uncertainty would be captured using average performance over time?</w:t>
       </w:r>
     </w:p>
     <w:p>
@@ -4638,7 +4662,7 @@
         <w:spacing w:after="80" w:line="247" w:lineRule="auto"/>
       </w:pPr>
       <w:r>
-        <w:t>Which sources of uncertainty represent forms of risk that are not properly captured using averages?</w:t>
+        <w:t xml:space="preserve">Which sources of uncertainty represent forms of risk that are not properly captured using averages?</w:t>
       </w:r>
     </w:p>
     <w:p>
@@ -4651,7 +4675,7 @@
         <w:spacing w:after="80" w:line="247" w:lineRule="auto"/>
       </w:pPr>
       <w:r>
-        <w:t xml:space="preserve">Choose the single decision that seems to have the highest impact on the most important metric.  </w:t>
+        <w:t xml:space="preserve">Choose the single decision that seems to have the highest impact on the most important metric.</w:t>
       </w:r>
     </w:p>
     <w:p>
@@ -4664,7 +4688,7 @@
         <w:spacing w:after="80" w:line="247" w:lineRule="auto"/>
       </w:pPr>
       <w:r>
-        <w:t>What approach do you think you would use to make this decision?</w:t>
+        <w:t xml:space="preserve">What approach do you think you would use to make this decision?</w:t>
       </w:r>
     </w:p>
     <w:p>
@@ -4677,7 +4701,7 @@
         <w:spacing w:after="80" w:line="247" w:lineRule="auto"/>
       </w:pPr>
       <w:r>
-        <w:t>What data appears to be necessary to make this decision, including the calculation of any performance metrics where the decision would have a high or medium impact.</w:t>
+        <w:t xml:space="preserve">What data appears to be necessary to make this decision, including the calculation of any performance metrics where the decision would have a high or medium impact.</w:t>
       </w:r>
     </w:p>
     <w:p>
@@ -4690,8 +4714,7 @@
         <w:spacing w:after="80" w:line="247" w:lineRule="auto"/>
       </w:pPr>
       <w:r>
-        <w:lastRenderedPageBreak/>
-        <w:t>Using the same decision you identified in (6), identify the people, departments, groups or organizations that you would need to work with to implement the decision?</w:t>
+        <w:t xml:space="preserve">Using the same decision you identified in (7), identify the people, departments, groups or organizations that you would need to work with to implement the decision.</w:t>
       </w:r>
     </w:p>
     <w:p>
